--- a/apps/legal-docs-blueprints/templates/contrato_uso_carro_usado/contrato_uso_carro_usado-mujer-plural.docx
+++ b/apps/legal-docs-blueprints/templates/contrato_uso_carro_usado/contrato_uso_carro_usado-mujer-plural.docx
@@ -427,7 +427,7 @@
       </w:r>
       <w:r>
         <w:rPr/>
-        <w:t xml:space="preserve">siendo responsable del uso y mantenimiento del vehículo durante el plazo que esté bajo su posesión, por lo cual, será el responsable del pago de servicios del vehículo, compra de sus repuestos, reparaciones mecánicas, servicios de cambio de aceite y llantas, así como de mantener al día el pago de la póliza de seguro y GPS contratado para el vehículo. Asimismo, se compromete a permitir a la propietaria mientras se mantenga vigente el derecho de uso, a hacer las inspecciones que sean necesarias y cuando se le requiera con el propósito de verificar el estado del vehículo. De igual forma, las señoras </w:t>
+        <w:t xml:space="preserve">siendo responsables del uso y mantenimiento del vehículo durante el plazo que esté bajo su posesión, por lo cual, será el responsable del pago de servicios del vehículo, compra de sus repuestos, reparaciones mecánicas, servicios de cambio de aceite y llantas, así como de mantener al día el pago de la póliza de seguro y GPS contratado para el vehículo. Asimismo, se compromete a permitir a la propietaria mientras se mantenga vigente el derecho de uso, a hacer las inspecciones que sean necesarias y cuando se le requiera con el propósito de verificar el estado del vehículo. De igual forma, las señoras </w:t>
       </w:r>
       <w:sdt>
         <w:sdtPr>
@@ -460,11 +460,7 @@
       </w:r>
       <w:r>
         <w:rPr/>
-        <w:t>quedará</w:t>
-      </w:r>
-      <w:r>
-        <w:rPr/>
-        <w:t>n</w:t>
+        <w:t>quedarán</w:t>
       </w:r>
       <w:r>
         <w:rPr>
@@ -474,7 +470,7 @@
       </w:r>
       <w:r>
         <w:rPr/>
-        <w:t xml:space="preserve">obligada al pago de impuestos o multas si se llegaren a causar, siendo responsable de cualquier daño o perjuicio que se llegaren a causar, ya sea a tercero, a la misma, y a su vínculo familiar. El BIEN deberá usarse única y exclusivamente en su destino según sus especificaciones y características y conforme lo establecido por los proveedores o fabricantes. El bien será usado siempre por personal calificado para el efecto dotado de los permisos, licencias o certificaciones de capacidad que cada caso requiera. Queda prohibido al usuario, dar uso diferente al convenido al bien, trasladarlo fuera del territorio de la República de Guatemala sin autorización previa y por escrito del propietario, comprometiéndose en tal caso y con previa autorización del propietario a retornarlo a la República de Guatemala; a no usarlo o ponerlo en peligro con elementos y sustancias dañinas o de circunstancias que puedan deteriorarlos ya sea en su apariencia, funcionamiento o durabilidad y darle uso contrario a la moral, buenas costumbres, el orden público, la ley o perjudiciales a terceros. Agregamos los comparecientes que la usuaria por este medio expresamente acepta la prohibición de otorgar el uso, tenencia, conducción o en cualquier forma, la conservación del bien a personas no capaces para tales fines que carezcan de licencia vigente de conducir legalmente otorgada, por lo que si el vehículo o terceros sufrieran algún daño o perjuicio en tanto el vehículo pudiese ser conducido por alguna persona con los impedimentos citados, y por cualquier circunstancia que el vehículo hubiese llegado a su poder, la usuaria responderá ilimitadamente de tales daños y perjuicios y desde ya exime de toda responsabilidad a la entidad propietaria. </w:t>
+        <w:t xml:space="preserve">obligadas al pago de impuestos o multas si se llegaren a causar, siendo responsable de cualquier daño o perjuicio que se llegaren a causar, ya sea a tercero, a la misma, y a su vínculo familiar. El BIEN deberá usarse única y exclusivamente en su destino según sus especificaciones y características y conforme lo establecido por los proveedores o fabricantes. El bien será usado siempre por personal calificado para el efecto dotado de los permisos, licencias o certificaciones de capacidad que cada caso requiera. Queda prohibido al usuario, dar uso diferente al convenido al bien, trasladarlo fuera del territorio de la República de Guatemala sin autorización previa y por escrito del propietario, comprometiéndose en tal caso y con previa autorización del propietario a retornarlo a la República de Guatemala; a no usarlo o ponerlo en peligro con elementos y sustancias dañinas o de circunstancias que puedan deteriorarlos ya sea en su apariencia, funcionamiento o durabilidad y darle uso contrario a la moral, buenas costumbres, el orden público, la ley o perjudiciales a terceros. Agregamos los comparecientes que la usuaria por este medio expresamente acepta la prohibición de otorgar el uso, tenencia, conducción o en cualquier forma, la conservación del bien a personas no capaces para tales fines que carezcan de licencia vigente de conducir legalmente otorgada, por lo que si el vehículo o terceros sufrieran algún daño o perjuicio en tanto el vehículo pudiese ser conducido por alguna persona con los impedimentos citados, y por cualquier circunstancia que el vehículo hubiese llegado a su poder, la usuaria responderá ilimitadamente de tales daños y perjuicios y desde ya exime de toda responsabilidad a la entidad propietaria. </w:t>
       </w:r>
       <w:r>
         <w:rPr>
@@ -558,15 +554,7 @@
       </w:r>
       <w:r>
         <w:rPr/>
-        <w:t xml:space="preserve"> se compromete</w:t>
-      </w:r>
-      <w:r>
-        <w:rPr/>
-        <w:t>n</w:t>
-      </w:r>
-      <w:r>
-        <w:rPr/>
-        <w:t xml:space="preserve"> a que si incumple con lo acordado en el presente contrato, o bien, si incumpliere con cualquier obligación asumida por los servicios prestados con la entidad Cube Investments, Sociedad Anónima, </w:t>
+        <w:t xml:space="preserve"> se comprometen a que si incumplen con lo acordado en el presente contrato, o bien, si incumpliere con cualquier obligación asumida por los servicios prestados con la entidad Cube Investments, Sociedad Anónima, </w:t>
       </w:r>
       <w:r>
         <w:rPr>
@@ -606,7 +594,7 @@
       </w:r>
       <w:r>
         <w:rPr/>
-        <w:t xml:space="preserve">Promover el respectivo juicio sumario de entrega de bien. Asimismo por cualquier siniestro o hecho ilícito se compromete a dar aviso a las autoridades, al seguro y a la propietaria en forma inmediata, quedando responsable legalmente de los daños y perjuicios que pueda causar de no dar el aviso oportuno de cualquier circunstancia que le prive del uso del bien. LA USUARIA será responsable directamente de su forma de conducir en el vehículo, en completo estricto y apego a la ley. Es responsable estrictamente de cualquier acto ilícito o reprochable que llegare a causar por el uso indebido de dicho vehículo. Quedando obligada en forma directa al pago de todos los gastos judiciales o extrajudiciales que se llegaren a causar por el presente contrato de uso. </w:t>
+        <w:t xml:space="preserve">Promover el respectivo juicio sumario de entrega de bien. Asimismo por cualquier siniestro o hecho ilícito se compromete a dar aviso a las autoridades, al seguro y a la propietaria en forma inmediata, quedando responsable legalmente de los daños y perjuicios que pueda causar de no dar el aviso oportuno de cualquier circunstancia que le prive del uso del bien. LAS USUARIAS serán responsables directamente de su forma de conducir en el vehículo, en completo estricto y apego a la ley. Es responsable estrictamente de cualquier acto ilícito o reprochable que llegare a causar por el uso indebido de dicho vehículo. Quedando obligada en forma directa al pago de todos los gastos judiciales o extrajudiciales que se llegaren a causar por el presente contrato de uso. </w:t>
       </w:r>
       <w:r>
         <w:rPr>
@@ -683,15 +671,7 @@
       </w:r>
       <w:r>
         <w:rPr/>
-        <w:t>renuncia</w:t>
-      </w:r>
-      <w:r>
-        <w:rPr/>
-        <w:t>n</w:t>
-      </w:r>
-      <w:r>
-        <w:rPr/>
-        <w:t xml:space="preserve"> al fuero de cualquier domicilio y se somete a los Tribunales de la República de Guatemala que elija la propietaria, para hacer efectivos los derechos contenidos en el presente contrato; </w:t>
+        <w:t xml:space="preserve">renuncian al fuero de cualquier domicilio y se somete a los Tribunales de la República de Guatemala que elija la propietaria, para hacer efectivos los derechos contenidos en el presente contrato; </w:t>
       </w:r>
       <w:r>
         <w:rPr>
@@ -917,6 +897,30 @@
       <w:r>
         <w:rPr/>
         <w:t xml:space="preserve">f)_____________________________    </w:t>
+      </w:r>
+    </w:p>
+    <w:p>
+      <w:pPr>
+        <w:pStyle w:val="Normal"/>
+        <w:widowControl w:val="false"/>
+        <w:spacing w:lineRule="auto" w:line="480"/>
+        <w:jc w:val="both"/>
+        <w:rPr/>
+      </w:pPr>
+      <w:r>
+        <w:rPr/>
+      </w:r>
+    </w:p>
+    <w:p>
+      <w:pPr>
+        <w:pStyle w:val="Normal"/>
+        <w:widowControl w:val="false"/>
+        <w:spacing w:lineRule="auto" w:line="480"/>
+        <w:jc w:val="both"/>
+        <w:rPr/>
+      </w:pPr>
+      <w:r>
+        <w:rPr/>
       </w:r>
     </w:p>
     <w:p>
@@ -973,33 +977,19 @@
               <w:rPr>
                 <w:sz w:val="20"/>
               </w:rPr>
-              <w:t>F)________________________</w:t>
+              <w:t>f)________________________</w:t>
             </w:r>
           </w:p>
           <w:p>
             <w:pPr>
               <w:pStyle w:val="Normal"/>
               <w:jc w:val="center"/>
-              <w:rPr/>
-            </w:pPr>
-            <w:r>
               <w:rPr>
                 <w:sz w:val="20"/>
               </w:rPr>
-              <w:t>{col1nombreCompleto}</w:t>
-            </w:r>
-          </w:p>
-          <w:p>
-            <w:pPr>
-              <w:pStyle w:val="Normal"/>
-              <w:jc w:val="center"/>
-              <w:rPr/>
             </w:pPr>
             <w:r>
-              <w:rPr>
-                <w:sz w:val="20"/>
-              </w:rPr>
-              <w:t>{col1dpi}</w:t>
+              <w:rPr/>
             </w:r>
           </w:p>
           <w:p>
@@ -1048,33 +1038,19 @@
               <w:rPr>
                 <w:sz w:val="20"/>
               </w:rPr>
-              <w:t>F)________________________</w:t>
+              <w:t>f)________________________</w:t>
             </w:r>
           </w:p>
           <w:p>
             <w:pPr>
               <w:pStyle w:val="Normal"/>
               <w:jc w:val="center"/>
-              <w:rPr/>
-            </w:pPr>
-            <w:r>
               <w:rPr>
                 <w:sz w:val="20"/>
               </w:rPr>
-              <w:t>{col2nombreCompleto}</w:t>
-            </w:r>
-          </w:p>
-          <w:p>
-            <w:pPr>
-              <w:pStyle w:val="Normal"/>
-              <w:jc w:val="center"/>
-              <w:rPr/>
             </w:pPr>
             <w:r>
-              <w:rPr>
-                <w:sz w:val="20"/>
-              </w:rPr>
-              <w:t>{col2dpi}</w:t>
+              <w:rPr/>
             </w:r>
           </w:p>
           <w:p>
@@ -1148,7 +1124,6 @@
   <w:p>
     <w:pPr>
       <w:pStyle w:val="Normal"/>
-      <w:pBdr/>
       <w:tabs>
         <w:tab w:val="clear" w:pos="720"/>
         <w:tab w:val="right" w:pos="9020" w:leader="none"/>
@@ -1177,7 +1152,6 @@
   <w:p>
     <w:pPr>
       <w:pStyle w:val="Normal"/>
-      <w:pBdr/>
       <w:tabs>
         <w:tab w:val="clear" w:pos="720"/>
         <w:tab w:val="right" w:pos="9020" w:leader="none"/>
@@ -1220,7 +1194,6 @@
   <w:p>
     <w:pPr>
       <w:pStyle w:val="Normal"/>
-      <w:pBdr/>
       <w:tabs>
         <w:tab w:val="clear" w:pos="720"/>
         <w:tab w:val="right" w:pos="9020" w:leader="none"/>
@@ -1249,7 +1222,6 @@
   <w:p>
     <w:pPr>
       <w:pStyle w:val="Normal"/>
-      <w:pBdr/>
       <w:tabs>
         <w:tab w:val="clear" w:pos="720"/>
         <w:tab w:val="right" w:pos="9020" w:leader="none"/>
@@ -1671,6 +1643,7 @@
     <w:qFormat/>
     <w:pPr>
       <w:widowControl/>
+      <w:suppressAutoHyphens w:val="true"/>
       <w:bidi w:val="0"/>
       <w:spacing w:before="0" w:after="0"/>
       <w:jc w:val="left"/>
@@ -1925,12 +1898,13 @@
         <w:tab w:val="clear" w:pos="720"/>
         <w:tab w:val="right" w:pos="9020" w:leader="none"/>
       </w:tabs>
+      <w:suppressAutoHyphens w:val="true"/>
       <w:bidi w:val="0"/>
       <w:spacing w:before="0" w:after="0"/>
       <w:jc w:val="left"/>
     </w:pPr>
     <w:rPr>
-      <w:rFonts w:ascii="Helvetica Neue" w:hAnsi="Helvetica Neue" w:cs="Arial Unicode MS" w:eastAsia="Arial"/>
+      <w:rFonts w:ascii="Helvetica Neue" w:hAnsi="Helvetica Neue" w:eastAsia="Arial" w:cs="Arial Unicode MS"/>
       <w:color w:val="000000"/>
       <w:kern w:val="0"/>
       <w:sz w:val="24"/>
